--- a/docassemble/RentalRepairLetter/data/templates/repair_request_letter_instructions.docx
+++ b/docassemble/RentalRepairLetter/data/templates/repair_request_letter_instructions.docx
@@ -444,14 +444,28 @@
               <w:rPr>
                 <w:color w:val="000000"/>
               </w:rPr>
-              <w:t>{% if delivery_</w:t>
+              <w:t xml:space="preserve">{% if </w:t>
+            </w:r>
+            <w:proofErr w:type="spellStart"/>
+            <w:r>
+              <w:rPr>
+                <w:color w:val="000000"/>
+              </w:rPr>
+              <w:t>delivery_</w:t>
             </w:r>
             <w:proofErr w:type="gramStart"/>
             <w:r>
               <w:rPr>
                 <w:color w:val="000000"/>
               </w:rPr>
-              <w:t>date !</w:t>
+              <w:t>date</w:t>
+            </w:r>
+            <w:proofErr w:type="spellEnd"/>
+            <w:r>
+              <w:rPr>
+                <w:color w:val="000000"/>
+              </w:rPr>
+              <w:t xml:space="preserve"> !</w:t>
             </w:r>
             <w:proofErr w:type="gramEnd"/>
             <w:r>
@@ -937,7 +951,15 @@
           <w:sz w:val="24"/>
           <w:szCs w:val="24"/>
         </w:rPr>
-        <w:t>r landlord does</w:t>
+        <w:t xml:space="preserve">r </w:t>
+      </w:r>
+      <w:r>
+        <w:rPr>
+          <w:rFonts w:ascii="Muli" w:hAnsi="Muli"/>
+          <w:sz w:val="24"/>
+          <w:szCs w:val="24"/>
+        </w:rPr>
+        <w:t>landlord does</w:t>
       </w:r>
       <w:r>
         <w:rPr>
@@ -1035,18 +1057,9 @@
             <w:sz w:val="24"/>
             <w:szCs w:val="24"/>
           </w:rPr>
-          <w:t>https://www.illinoislegalaid.org/legal-information/my-landlord-doesnt-make-repairs-what-should-i-do</w:t>
+          <w:t>https://www.illinoislegalaid.org/legal-information/requesting-rental-repairs</w:t>
         </w:r>
       </w:hyperlink>
-      <w:r>
-        <w:rPr>
-          <w:rStyle w:val="Hyperlink"/>
-          <w:rFonts w:ascii="Muli" w:hAnsi="Muli"/>
-          <w:sz w:val="24"/>
-          <w:szCs w:val="24"/>
-        </w:rPr>
-        <w:t xml:space="preserve"> </w:t>
-      </w:r>
     </w:p>
     <w:p>
       <w:pPr>
